--- a/hin/docx/04.content.docx
+++ b/hin/docx/04.content.docx
@@ -19,7 +19,7 @@
         <w:rPr>
           <w:lang w:val="hi_IN" w:bidi="hi_IN"/>
         </w:rPr>
-        <w:t>Resource: Tyndale Open Study Notes</w:t>
+        <w:t>Resource: Aquifer Open Study Notes</w:t>
       </w:r>
       <w:r>
         <w:rPr>
@@ -112,7 +112,7 @@
         <w:rPr>
           <w:lang w:val="hi_IN" w:bidi="hi_IN"/>
         </w:rPr>
-        <w:t>Tyndale Open Study Notes</w:t>
+        <w:t>Aquifer Open Study Notes</w:t>
       </w:r>
     </w:p>
     <w:p>

--- a/hin/docx/04.content.docx
+++ b/hin/docx/04.content.docx
@@ -281,108 +281,72 @@
         </w:rPr>
         <w:t xml:space="preserve"> मन्नत शायद शिमशोन (</w:t>
       </w:r>
-      <w:hyperlink r:id="rId13">
-        <w:r>
-          <w:rPr>
-            <w:lang w:val="hi_IN" w:bidi="hi_IN"/>
-          </w:rPr>
-          <w:rPr>
-            <w:color w:val="0000EE"/>
-            <w:u w:val="single"/>
-          </w:rPr>
-          <w:t>न्या 13–16</w:t>
-        </w:r>
-      </w:hyperlink>
+      <w:r>
+        <w:rPr>
+          <w:lang w:val="hi_IN" w:bidi="hi_IN"/>
+        </w:rPr>
+        <w:t>न्या 13–16</w:t>
+      </w:r>
       <w:r>
         <w:rPr>
           <w:lang w:val="hi_IN" w:bidi="hi_IN"/>
         </w:rPr>
         <w:t xml:space="preserve">) के कारण सबसे अच्छी तरह से जानी जाती है। देखें </w:t>
       </w:r>
-      <w:hyperlink r:id="rId14">
-        <w:r>
-          <w:rPr>
-            <w:lang w:val="hi_IN" w:bidi="hi_IN"/>
-          </w:rPr>
-          <w:rPr>
-            <w:color w:val="0000EE"/>
-            <w:u w:val="single"/>
-          </w:rPr>
-          <w:t>1 शमू 1:11</w:t>
-        </w:r>
-      </w:hyperlink>
+      <w:r>
+        <w:rPr>
+          <w:lang w:val="hi_IN" w:bidi="hi_IN"/>
+        </w:rPr>
+        <w:t>1 शमू 1:11</w:t>
+      </w:r>
       <w:r>
         <w:rPr>
           <w:lang w:val="hi_IN" w:bidi="hi_IN"/>
         </w:rPr>
         <w:t xml:space="preserve">; </w:t>
       </w:r>
-      <w:hyperlink r:id="rId15">
-        <w:r>
-          <w:rPr>
-            <w:lang w:val="hi_IN" w:bidi="hi_IN"/>
-          </w:rPr>
-          <w:rPr>
-            <w:color w:val="0000EE"/>
-            <w:u w:val="single"/>
-          </w:rPr>
-          <w:t>यिर्म 35</w:t>
-        </w:r>
-      </w:hyperlink>
+      <w:r>
+        <w:rPr>
+          <w:lang w:val="hi_IN" w:bidi="hi_IN"/>
+        </w:rPr>
+        <w:t>यिर्म 35</w:t>
+      </w:r>
       <w:r>
         <w:rPr>
           <w:lang w:val="hi_IN" w:bidi="hi_IN"/>
         </w:rPr>
         <w:t xml:space="preserve">; </w:t>
       </w:r>
-      <w:hyperlink r:id="rId16">
-        <w:r>
-          <w:rPr>
-            <w:lang w:val="hi_IN" w:bidi="hi_IN"/>
-          </w:rPr>
-          <w:rPr>
-            <w:color w:val="0000EE"/>
-            <w:u w:val="single"/>
-          </w:rPr>
-          <w:t>प्रेरि 18:18</w:t>
-        </w:r>
-      </w:hyperlink>
+      <w:r>
+        <w:rPr>
+          <w:lang w:val="hi_IN" w:bidi="hi_IN"/>
+        </w:rPr>
+        <w:t>प्रेरि 18:18</w:t>
+      </w:r>
       <w:r>
         <w:rPr>
           <w:lang w:val="hi_IN" w:bidi="hi_IN"/>
         </w:rPr>
         <w:t xml:space="preserve">; </w:t>
       </w:r>
-      <w:hyperlink r:id="rId17">
-        <w:r>
-          <w:rPr>
-            <w:lang w:val="hi_IN" w:bidi="hi_IN"/>
-          </w:rPr>
-          <w:rPr>
-            <w:color w:val="0000EE"/>
-            <w:u w:val="single"/>
-          </w:rPr>
-          <w:t>21:23–26</w:t>
-        </w:r>
-      </w:hyperlink>
+      <w:r>
+        <w:rPr>
+          <w:lang w:val="hi_IN" w:bidi="hi_IN"/>
+        </w:rPr>
+        <w:t>21:23–26</w:t>
+      </w:r>
       <w:r>
         <w:rPr>
           <w:lang w:val="hi_IN" w:bidi="hi_IN"/>
         </w:rPr>
         <w:t xml:space="preserve">; पुष्टि करें </w:t>
       </w:r>
-      <w:hyperlink r:id="rId18">
-        <w:r>
-          <w:rPr>
-            <w:lang w:val="hi_IN" w:bidi="hi_IN"/>
-          </w:rPr>
-          <w:rPr>
-            <w:color w:val="0000EE"/>
-            <w:u w:val="single"/>
-          </w:rPr>
-          <w:t>लूका 1:15</w:t>
-        </w:r>
-      </w:hyperlink>
+      <w:r>
+        <w:rPr>
+          <w:lang w:val="hi_IN" w:bidi="hi_IN"/>
+        </w:rPr>
+        <w:t>लूका 1:15</w:t>
+      </w:r>
       <w:r>
         <w:rPr>
           <w:lang w:val="hi_IN" w:bidi="hi_IN"/>
